--- a/public/assets/files/stacjonarne/DCH.docx
+++ b/public/assets/files/stacjonarne/DCH.docx
@@ -1445,7 +1445,7 @@
                 <w:rFonts w:ascii="Aptos" w:hAnsi="Aptos"/>
                 <w:sz w:val="22"/>
               </w:rPr>
-              <w:t>☐ Nieoceniany</w:t>
+              <w:t>☑ Nieoceniany</w:t>
             </w:r>
           </w:p>
           <w:p>
@@ -1522,7 +1522,7 @@
                 <w:rFonts w:ascii="Aptos" w:hAnsi="Aptos"/>
                 <w:sz w:val="22"/>
               </w:rPr>
-              <w:t>☐ Zaliczenie z oceną</w:t>
+              <w:t>☑ Zaliczenie z oceną</w:t>
             </w:r>
           </w:p>
           <w:p>
@@ -1869,14 +1869,13 @@
       </w:tblPr>
       <w:tblGrid>
         <w:gridCol w:w="680"/>
-        <w:gridCol w:w="4536"/>
-        <w:gridCol w:w="4252"/>
+        <w:gridCol w:w="8788"/>
       </w:tblGrid>
       <w:tr>
         <w:tc>
           <w:tcPr>
             <w:tcW w:type="dxa" w:w="9468"/>
-            <w:gridSpan w:val="3"/>
+            <w:gridSpan w:val="2"/>
             <w:shd w:val="clear" w:color="auto" w:fill="D9D9D9"/>
           </w:tcPr>
           <w:p>
@@ -1918,7 +1917,7 @@
         </w:tc>
         <w:tc>
           <w:tcPr>
-            <w:tcW w:type="dxa" w:w="4536"/>
+            <w:tcW w:type="dxa" w:w="8788"/>
             <w:shd w:val="clear" w:color="auto" w:fill="D9D9D9"/>
           </w:tcPr>
           <w:p>
@@ -1932,27 +1931,7 @@
                 <w:i w:val="0"/>
                 <w:sz w:val="16"/>
               </w:rPr>
-              <w:t>Wykład</w:t>
-            </w:r>
-          </w:p>
-        </w:tc>
-        <w:tc>
-          <w:tcPr>
-            <w:tcW w:type="dxa" w:w="4252"/>
-            <w:shd w:val="clear" w:color="auto" w:fill="D9D9D9"/>
-          </w:tcPr>
-          <w:p>
-            <w:pPr>
-              <w:spacing w:before="20" w:after="20"/>
-            </w:pPr>
-            <w:r>
-              <w:rPr>
-                <w:rFonts w:ascii="Aptos" w:hAnsi="Aptos"/>
-                <w:b/>
-                <w:i w:val="0"/>
-                <w:sz w:val="16"/>
-              </w:rPr>
-              <w:t>Ćwiczenia / Laboratorium / Pracownia</w:t>
+              <w:t>Treści programowe</w:t>
             </w:r>
           </w:p>
         </w:tc>
@@ -1979,7 +1958,7 @@
         </w:tc>
         <w:tc>
           <w:tcPr>
-            <w:tcW w:type="dxa" w:w="4536"/>
+            <w:tcW w:type="dxa" w:w="8788"/>
           </w:tcPr>
           <w:p>
             <w:pPr>
@@ -1993,24 +1972,6 @@
                 <w:sz w:val="22"/>
               </w:rPr>
               <w:t>Wprowadzenie do chmury obliczeniowej – modele usług (IaaS, PaaS, SaaS).</w:t>
-            </w:r>
-          </w:p>
-        </w:tc>
-        <w:tc>
-          <w:tcPr>
-            <w:tcW w:type="dxa" w:w="4252"/>
-          </w:tcPr>
-          <w:p>
-            <w:pPr>
-              <w:spacing w:before="20" w:after="20"/>
-            </w:pPr>
-            <w:r>
-              <w:rPr>
-                <w:rFonts w:ascii="Aptos" w:hAnsi="Aptos"/>
-                <w:b w:val="0"/>
-                <w:i w:val="0"/>
-                <w:sz w:val="22"/>
-              </w:rPr>
             </w:r>
           </w:p>
         </w:tc>
@@ -2037,7 +1998,7 @@
         </w:tc>
         <w:tc>
           <w:tcPr>
-            <w:tcW w:type="dxa" w:w="4536"/>
+            <w:tcW w:type="dxa" w:w="8788"/>
           </w:tcPr>
           <w:p>
             <w:pPr>
@@ -2051,24 +2012,6 @@
                 <w:sz w:val="22"/>
               </w:rPr>
               <w:t>Modele kosztowe usług chmurowych i optymalizacja kosztów</w:t>
-            </w:r>
-          </w:p>
-        </w:tc>
-        <w:tc>
-          <w:tcPr>
-            <w:tcW w:type="dxa" w:w="4252"/>
-          </w:tcPr>
-          <w:p>
-            <w:pPr>
-              <w:spacing w:before="20" w:after="20"/>
-            </w:pPr>
-            <w:r>
-              <w:rPr>
-                <w:rFonts w:ascii="Aptos" w:hAnsi="Aptos"/>
-                <w:b w:val="0"/>
-                <w:i w:val="0"/>
-                <w:sz w:val="22"/>
-              </w:rPr>
             </w:r>
           </w:p>
         </w:tc>
@@ -2095,7 +2038,7 @@
         </w:tc>
         <w:tc>
           <w:tcPr>
-            <w:tcW w:type="dxa" w:w="4536"/>
+            <w:tcW w:type="dxa" w:w="8788"/>
           </w:tcPr>
           <w:p>
             <w:pPr>
@@ -2109,24 +2052,6 @@
                 <w:sz w:val="22"/>
               </w:rPr>
               <w:t>Relacyjne bazy danych jako usługa – Amazon RDS</w:t>
-            </w:r>
-          </w:p>
-        </w:tc>
-        <w:tc>
-          <w:tcPr>
-            <w:tcW w:type="dxa" w:w="4252"/>
-          </w:tcPr>
-          <w:p>
-            <w:pPr>
-              <w:spacing w:before="20" w:after="20"/>
-            </w:pPr>
-            <w:r>
-              <w:rPr>
-                <w:rFonts w:ascii="Aptos" w:hAnsi="Aptos"/>
-                <w:b w:val="0"/>
-                <w:i w:val="0"/>
-                <w:sz w:val="22"/>
-              </w:rPr>
             </w:r>
           </w:p>
         </w:tc>
@@ -2153,7 +2078,7 @@
         </w:tc>
         <w:tc>
           <w:tcPr>
-            <w:tcW w:type="dxa" w:w="4536"/>
+            <w:tcW w:type="dxa" w:w="8788"/>
           </w:tcPr>
           <w:p>
             <w:pPr>
@@ -2167,24 +2092,6 @@
                 <w:sz w:val="22"/>
               </w:rPr>
               <w:t>Rozproszone relacyjne systemy baz danych – Amazon Aurora</w:t>
-            </w:r>
-          </w:p>
-        </w:tc>
-        <w:tc>
-          <w:tcPr>
-            <w:tcW w:type="dxa" w:w="4252"/>
-          </w:tcPr>
-          <w:p>
-            <w:pPr>
-              <w:spacing w:before="20" w:after="20"/>
-            </w:pPr>
-            <w:r>
-              <w:rPr>
-                <w:rFonts w:ascii="Aptos" w:hAnsi="Aptos"/>
-                <w:b w:val="0"/>
-                <w:i w:val="0"/>
-                <w:sz w:val="22"/>
-              </w:rPr>
             </w:r>
           </w:p>
         </w:tc>
@@ -2211,7 +2118,7 @@
         </w:tc>
         <w:tc>
           <w:tcPr>
-            <w:tcW w:type="dxa" w:w="4536"/>
+            <w:tcW w:type="dxa" w:w="8788"/>
           </w:tcPr>
           <w:p>
             <w:pPr>
@@ -2225,24 +2132,6 @@
                 <w:sz w:val="22"/>
               </w:rPr>
               <w:t>Analiza danych w chmurze – Amazon Athena</w:t>
-            </w:r>
-          </w:p>
-        </w:tc>
-        <w:tc>
-          <w:tcPr>
-            <w:tcW w:type="dxa" w:w="4252"/>
-          </w:tcPr>
-          <w:p>
-            <w:pPr>
-              <w:spacing w:before="20" w:after="20"/>
-            </w:pPr>
-            <w:r>
-              <w:rPr>
-                <w:rFonts w:ascii="Aptos" w:hAnsi="Aptos"/>
-                <w:b w:val="0"/>
-                <w:i w:val="0"/>
-                <w:sz w:val="22"/>
-              </w:rPr>
             </w:r>
           </w:p>
         </w:tc>
@@ -2269,7 +2158,7 @@
         </w:tc>
         <w:tc>
           <w:tcPr>
-            <w:tcW w:type="dxa" w:w="4536"/>
+            <w:tcW w:type="dxa" w:w="8788"/>
           </w:tcPr>
           <w:p>
             <w:pPr>
@@ -2283,24 +2172,6 @@
                 <w:sz w:val="22"/>
               </w:rPr>
               <w:t>Nierelacyjne bazy danych – model NoSQL, porównanie z bazami relacyjnymi</w:t>
-            </w:r>
-          </w:p>
-        </w:tc>
-        <w:tc>
-          <w:tcPr>
-            <w:tcW w:type="dxa" w:w="4252"/>
-          </w:tcPr>
-          <w:p>
-            <w:pPr>
-              <w:spacing w:before="20" w:after="20"/>
-            </w:pPr>
-            <w:r>
-              <w:rPr>
-                <w:rFonts w:ascii="Aptos" w:hAnsi="Aptos"/>
-                <w:b w:val="0"/>
-                <w:i w:val="0"/>
-                <w:sz w:val="22"/>
-              </w:rPr>
             </w:r>
           </w:p>
         </w:tc>
@@ -2327,7 +2198,7 @@
         </w:tc>
         <w:tc>
           <w:tcPr>
-            <w:tcW w:type="dxa" w:w="4536"/>
+            <w:tcW w:type="dxa" w:w="8788"/>
           </w:tcPr>
           <w:p>
             <w:pPr>
@@ -2341,24 +2212,6 @@
                 <w:sz w:val="22"/>
               </w:rPr>
               <w:t>Wprowadzenie do baz słownikowych i ich zastosowań</w:t>
-            </w:r>
-          </w:p>
-        </w:tc>
-        <w:tc>
-          <w:tcPr>
-            <w:tcW w:type="dxa" w:w="4252"/>
-          </w:tcPr>
-          <w:p>
-            <w:pPr>
-              <w:spacing w:before="20" w:after="20"/>
-            </w:pPr>
-            <w:r>
-              <w:rPr>
-                <w:rFonts w:ascii="Aptos" w:hAnsi="Aptos"/>
-                <w:b w:val="0"/>
-                <w:i w:val="0"/>
-                <w:sz w:val="22"/>
-              </w:rPr>
             </w:r>
           </w:p>
         </w:tc>
@@ -2385,7 +2238,7 @@
         </w:tc>
         <w:tc>
           <w:tcPr>
-            <w:tcW w:type="dxa" w:w="4536"/>
+            <w:tcW w:type="dxa" w:w="8788"/>
           </w:tcPr>
           <w:p>
             <w:pPr>
@@ -2399,24 +2252,6 @@
                 <w:sz w:val="22"/>
               </w:rPr>
               <w:t>Model klucz–wartość i jego charakterystyka</w:t>
-            </w:r>
-          </w:p>
-        </w:tc>
-        <w:tc>
-          <w:tcPr>
-            <w:tcW w:type="dxa" w:w="4252"/>
-          </w:tcPr>
-          <w:p>
-            <w:pPr>
-              <w:spacing w:before="20" w:after="20"/>
-            </w:pPr>
-            <w:r>
-              <w:rPr>
-                <w:rFonts w:ascii="Aptos" w:hAnsi="Aptos"/>
-                <w:b w:val="0"/>
-                <w:i w:val="0"/>
-                <w:sz w:val="22"/>
-              </w:rPr>
             </w:r>
           </w:p>
         </w:tc>
@@ -2443,7 +2278,7 @@
         </w:tc>
         <w:tc>
           <w:tcPr>
-            <w:tcW w:type="dxa" w:w="4536"/>
+            <w:tcW w:type="dxa" w:w="8788"/>
           </w:tcPr>
           <w:p>
             <w:pPr>
@@ -2457,24 +2292,6 @@
                 <w:sz w:val="22"/>
               </w:rPr>
               <w:t>Magazyny klucz–wartość – Redis i DynamoDB</w:t>
-            </w:r>
-          </w:p>
-        </w:tc>
-        <w:tc>
-          <w:tcPr>
-            <w:tcW w:type="dxa" w:w="4252"/>
-          </w:tcPr>
-          <w:p>
-            <w:pPr>
-              <w:spacing w:before="20" w:after="20"/>
-            </w:pPr>
-            <w:r>
-              <w:rPr>
-                <w:rFonts w:ascii="Aptos" w:hAnsi="Aptos"/>
-                <w:b w:val="0"/>
-                <w:i w:val="0"/>
-                <w:sz w:val="22"/>
-              </w:rPr>
             </w:r>
           </w:p>
         </w:tc>
@@ -2501,7 +2318,7 @@
         </w:tc>
         <w:tc>
           <w:tcPr>
-            <w:tcW w:type="dxa" w:w="4536"/>
+            <w:tcW w:type="dxa" w:w="8788"/>
           </w:tcPr>
           <w:p>
             <w:pPr>
@@ -2515,24 +2332,6 @@
                 <w:sz w:val="22"/>
               </w:rPr>
               <w:t>Integracja bazy słownikowej z aplikacją</w:t>
-            </w:r>
-          </w:p>
-        </w:tc>
-        <w:tc>
-          <w:tcPr>
-            <w:tcW w:type="dxa" w:w="4252"/>
-          </w:tcPr>
-          <w:p>
-            <w:pPr>
-              <w:spacing w:before="20" w:after="20"/>
-            </w:pPr>
-            <w:r>
-              <w:rPr>
-                <w:rFonts w:ascii="Aptos" w:hAnsi="Aptos"/>
-                <w:b w:val="0"/>
-                <w:i w:val="0"/>
-                <w:sz w:val="22"/>
-              </w:rPr>
             </w:r>
           </w:p>
         </w:tc>

--- a/public/assets/files/stacjonarne/DCH.docx
+++ b/public/assets/files/stacjonarne/DCH.docx
@@ -144,7 +144,7 @@
                 <w:i w:val="0"/>
                 <w:sz w:val="22"/>
               </w:rPr>
-              <w:t>10.03.2026</w:t>
+              <w:t>16.03.2026</w:t>
             </w:r>
           </w:p>
         </w:tc>
@@ -660,7 +660,7 @@
                 <w:i w:val="0"/>
                 <w:sz w:val="22"/>
               </w:rPr>
-              <w:t>do ustalenia</w:t>
+              <w:t>dr hab. Tomasz Dzido</w:t>
             </w:r>
           </w:p>
         </w:tc>
